--- a/menina_elefante/saidas/A_Menina_Elefante_V3_Parte_I.docx
+++ b/menina_elefante/saidas/A_Menina_Elefante_V3_Parte_I.docx
@@ -162,7 +162,7 @@
     </w:p>
     <w:p>
       <w:r>
-        <w:t xml:space="preserve">— Yoshinori, vai assistir tua televisão.</w:t>
+        <w:t xml:space="preserve">— Yoshi, vai assistir tua televisão.</w:t>
       </w:r>
     </w:p>
     <w:p>
@@ -187,7 +187,7 @@
     </w:p>
     <w:p>
       <w:r>
-        <w:t xml:space="preserve">— Yoshinori!</w:t>
+        <w:t xml:space="preserve">— Yoshi!</w:t>
       </w:r>
     </w:p>
     <w:p>
@@ -793,7 +793,7 @@
     </w:p>
     <w:p>
       <w:r>
-        <w:t xml:space="preserve">— Yoshinori! — Minha mãe apareceu na porta da cozinha, com um pano de prato no ombro. — Não fala uma coisa dessas.</w:t>
+        <w:t xml:space="preserve">— Yoshi! — Minha mãe apareceu na porta da cozinha, com um pano de prato no ombro. — Não fala uma coisa dessas.</w:t>
       </w:r>
     </w:p>
     <w:p>
@@ -2217,6 +2217,36 @@
     </w:p>
     <w:p>
       <w:r>
+        <w:t xml:space="preserve">Nas terças e quintas, quem aparecia lá em casa era o Kousuke. Ele tinha dezesseis anos, dois a mais do que eu, era filho de uma família que a minha mãe conhecia da associação, e desde o começo do ano tocava a campainha com uma desculpa diferente: a maquete de geografia, a lista de física, um livro que ele jurava que eu ia precisar. Sentava na mesa da cozinha, abria o caderno e ficava. Minha mãe deixava a porta da sala aberta e passava por ali mais vezes do que precisava.</w:t>
+      </w:r>
+    </w:p>
+    <w:p>
+      <w:r>
+        <w:t xml:space="preserve">Na primeira terça, ele viu a Carla na mesa e não perguntou nada. Puxou uma cadeira do outro lado, abriu o meu livro de química e explicou balanceamento de equação para as duas, devagar, desenhando bolinhas no canto da folha. A Carla, que não falava com ninguém fazia dias, perguntou a ele por que o oxigênio vinha sempre em dupla. Ele explicou de novo, com mais bolinhas.</w:t>
+      </w:r>
+    </w:p>
+    <w:p>
+      <w:r>
+        <w:t xml:space="preserve">Quando o portão bateu, ela falou sem tirar os olhos do caderno:</w:t>
+      </w:r>
+    </w:p>
+    <w:p>
+      <w:r>
+        <w:t xml:space="preserve">— Ele vem por causa da química?</w:t>
+      </w:r>
+    </w:p>
+    <w:p>
+      <w:r>
+        <w:t xml:space="preserve">— Vem.</w:t>
+      </w:r>
+    </w:p>
+    <w:p>
+      <w:r>
+        <w:t xml:space="preserve">— Sei.</w:t>
+      </w:r>
+    </w:p>
+    <w:p>
+      <w:r>
         <w:t xml:space="preserve">Quem conseguiu fazer a Carla rir foi meu pai.</w:t>
       </w:r>
     </w:p>

--- a/menina_elefante/saidas/A_Menina_Elefante_V3_Parte_I.docx
+++ b/menina_elefante/saidas/A_Menina_Elefante_V3_Parte_I.docx
@@ -2217,12 +2217,12 @@
     </w:p>
     <w:p>
       <w:r>
-        <w:t xml:space="preserve">Nas terças e quintas, quem aparecia lá em casa era o Kousuke. Ele tinha dezesseis anos, dois a mais do que eu, era filho de uma família que a minha mãe conhecia da associação, e desde o começo do ano tocava a campainha com uma desculpa diferente: a maquete de geografia, a lista de física, um livro que ele jurava que eu ia precisar. Sentava na mesa da cozinha, abria o caderno e ficava. Minha mãe deixava a porta da sala aberta e passava por ali mais vezes do que precisava.</w:t>
+        <w:t xml:space="preserve">Nas terças e quintas, quem aparecia lá em casa era o Kousuke. Era um ano mais novo do que eu, filho de uma família que a minha mãe conhecia da associação, e sabia matemática e física como quem sabe o caminho de casa. Desde o começo do ano, tocava a campainha com uma desculpa diferente: a lista de física, a prova de trigonometria, uma apostila que ele jurava que eu ia precisar. Sentava na mesa da cozinha, abria o caderno e ficava. Minha mãe deixava a porta da sala aberta e passava por ali mais vezes do que precisava.</w:t>
       </w:r>
     </w:p>
     <w:p>
       <w:r>
-        <w:t xml:space="preserve">Na primeira terça, ele viu a Carla na mesa e não perguntou nada. Puxou uma cadeira do outro lado, abriu o meu livro de química e explicou balanceamento de equação para as duas, devagar, desenhando bolinhas no canto da folha. A Carla, que não falava com ninguém fazia dias, perguntou a ele por que o oxigênio vinha sempre em dupla. Ele explicou de novo, com mais bolinhas.</w:t>
+        <w:t xml:space="preserve">Na primeira terça, ele viu a Carla na mesa e não perguntou nada. Puxou uma cadeira do outro lado, abriu o meu caderno de matemática e explicou equação de segundo grau para as duas, devagar, desenhando parábolas no canto da folha. A Carla, que não falava com ninguém fazia dias, perguntou a ele por que algumas parábolas não encostavam na linha. Ele explicou de novo, com mais parábolas.</w:t>
       </w:r>
     </w:p>
     <w:p>
@@ -2232,7 +2232,7 @@
     </w:p>
     <w:p>
       <w:r>
-        <w:t xml:space="preserve">— Ele vem por causa da química?</w:t>
+        <w:t xml:space="preserve">— Ele vem por causa da matemática?</w:t>
       </w:r>
     </w:p>
     <w:p>

--- a/menina_elefante/saidas/A_Menina_Elefante_V3_Parte_I.docx
+++ b/menina_elefante/saidas/A_Menina_Elefante_V3_Parte_I.docx
@@ -2217,7 +2217,7 @@
     </w:p>
     <w:p>
       <w:r>
-        <w:t xml:space="preserve">Nas terças e quintas, quem aparecia lá em casa era o Kousuke. Era um ano mais novo do que eu, filho de uma família que a minha mãe conhecia da associação, e sabia matemática e física como quem sabe o caminho de casa. Desde o começo do ano, tocava a campainha com uma desculpa diferente: a lista de física, a prova de trigonometria, uma apostila que ele jurava que eu ia precisar. Sentava na mesa da cozinha, abria o caderno e ficava. Minha mãe deixava a porta da sala aberta e passava por ali mais vezes do que precisava.</w:t>
+        <w:t xml:space="preserve">Nas terças e quintas, quem aparecia lá em casa era o Kousuke. Era um ano mais novo do que eu, filho de uma família que a minha mãe conhecia do Bunkyo, a associação japonesa de Jacareí, que todo mundo chamava de kaikan, e sabia matemática e física como quem sabe o caminho de casa. Desde o começo do ano, tocava a campainha com uma desculpa diferente: a lista de física, a prova de trigonometria, uma apostila que ele jurava que eu ia precisar. Sentava na mesa da cozinha, abria o caderno e ficava. Minha mãe deixava a porta da sala aberta e passava por ali mais vezes do que precisava.</w:t>
       </w:r>
     </w:p>
     <w:p>
